--- a/book/draft-v2/서드브레인2편_7장_개인지식그래프.docx
+++ b/book/draft-v2/서드브레인2편_7장_개인지식그래프.docx
@@ -373,6 +373,155 @@
       </w:r>
     </w:p>
     <w:p>
+      <w:r>
+        <w:br w:type="page"/>
+      </w:r>
+    </w:p>
+    <w:p>
+      <w:pPr>
+        <w:pStyle w:val="Heading2"/>
+        <w:spacing w:after="140" w:before="300"/>
+      </w:pPr>
+      <w:r>
+        <w:rPr>
+          <w:rFonts w:ascii="Malgun Gothic" w:cs="Malgun Gothic" w:eastAsia="Malgun Gothic" w:hAnsi="Malgun Gothic"/>
+          <w:b/>
+          <w:bCs/>
+          <w:color w:val="2E86AB"/>
+          <w:sz w:val="25"/>
+          <w:szCs w:val="25"/>
+        </w:rPr>
+        <w:t xml:space="preserve">7.4 [심화] 시맨틱 웹의 유산 — 온톨로지, 30년의 우회로</w:t>
+      </w:r>
+    </w:p>
+    <w:p>
+      <w:pPr>
+        <w:spacing w:after="150" w:before="0" w:line="312"/>
+        <w:jc w:val="both"/>
+      </w:pPr>
+      <w:r>
+        <w:rPr>
+          <w:rFonts w:ascii="Malgun Gothic" w:cs="Malgun Gothic" w:eastAsia="Malgun Gothic" w:hAnsi="Malgun Gothic"/>
+          <w:sz w:val="21"/>
+          <w:szCs w:val="21"/>
+        </w:rPr>
+        <w:t xml:space="preserve">개인 지식그래프(7.1~7.3)의 뿌리를 더 깊이 파 내려가면, 우리는 25년 전의 위대한 꿈 하나를 만납니다. 2001년, 월드와이드웹의 창시자 팀 버너스리는 동료들과 함께 '시맨틱 웹(Semantic Web)'을 제안했습니다(Berners-Lee, Hendler &amp; Lassila, 2001). 웹의 문서들이 사람만 읽을 수 있는 텍스트가 아니라, 기계도 그 '의미'를 이해할 수 있는 구조화된 데이터가 되게 하자는 비전이었습니다. 이를 위해 RDF(개체-속성-값의 삼중 구조)와 OWL(온톨로지 언어) 같은 표준이 만들어졌습니다. 지식을 '컵 - 놓인다 - 책상' 같은 기계가 읽는 관계로 표현하는 것 — 이것이 오늘날 지식그래프의 직접적 조상입니다.</w:t>
+      </w:r>
+    </w:p>
+    <w:p>
+      <w:pPr>
+        <w:spacing w:after="150" w:before="0" w:line="312"/>
+        <w:jc w:val="both"/>
+      </w:pPr>
+      <w:r>
+        <w:rPr>
+          <w:rFonts w:ascii="Malgun Gothic" w:cs="Malgun Gothic" w:eastAsia="Malgun Gothic" w:hAnsi="Malgun Gothic"/>
+          <w:sz w:val="21"/>
+          <w:szCs w:val="21"/>
+        </w:rPr>
+        <w:t xml:space="preserve">시맨틱 웹의 원대한 꿈은 절반의 성공에 그쳤습니다. 전 세계의 지식을 하나의 거대한 기계가독 그래프로 엮겠다는 야심은, 현실의 복잡함과 표준화의 어려움 앞에서 느리게 진행되었습니다. 그러나 그 25년은 헛되지 않았습니다. RDF·OWL의 개념은 구글 지식그래프로, 위키데이터로, 그리고 오늘의 GraphRAG로 이어졌습니다. 특히 중요한 교훈은 이것입니다 — '세상 전체의 온톨로지'는 너무 크고 합의가 어렵지만, '한 사람의 온톨로지'는 그 사람이 스스로 정의하고 그 사람만이 진실을 판정하면 되므로 훨씬 다루기 쉽다는 것. 발로그가 개인 지식그래프를 별도 의제로 세운 이유(7.1)가 여기서 재확인됩니다.</w:t>
+      </w:r>
+    </w:p>
+    <w:p>
+      <w:pPr>
+        <w:spacing w:after="150" w:before="0" w:line="312"/>
+        <w:jc w:val="both"/>
+      </w:pPr>
+      <w:r>
+        <w:rPr>
+          <w:rFonts w:ascii="Malgun Gothic" w:cs="Malgun Gothic" w:eastAsia="Malgun Gothic" w:hAnsi="Malgun Gothic"/>
+          <w:sz w:val="21"/>
+          <w:szCs w:val="21"/>
+        </w:rPr>
+        <w:t xml:space="preserve">서드브레인의 브레인그래프는 이 30년 우회로의 끝에서 태어난 실용적 종합입니다. 우리는 시맨틱 웹의 정신 — 지식을 기계가 읽는 구조로 — 을 계승하되, 그 규모를 '세상'에서 '한 사람'으로 낮춤으로써 실현 가능하게 만들었습니다. 개인 온톨로지(약·측정·학습·일·마음의 표준 스키마)는 시맨틱 웹의 OWL이 꿈꾼 '기계가 이해하는 의미'를, 한 사람의 삶이라는 다룰 수 있는 규모에서 실현합니다. 그리고 LLM이라는 새 동력이 더해졌습니다 — 과거 시맨틱 웹이 사람이 일일이 태그를 달아야 했던 지식 구조화를, 이제 LLM이 볼트의 자연어에서 자동으로 추출합니다(8.4에서 본 Mem0의 2단계 파이프라인과 같은 원리). 25년 전의 꿈이, 규모를 낮추고 LLM을 만나 마침내 개인의 손에서 작동하기 시작한 것입니다.</w:t>
+      </w:r>
+    </w:p>
+    <w:p>
+      <w:pPr>
+        <w:shd w:fill="EAF3F1" w:val="clear"/>
+        <w:spacing w:after="60" w:before="180"/>
+      </w:pPr>
+      <w:r>
+        <w:rPr>
+          <w:rFonts w:ascii="Malgun Gothic" w:cs="Malgun Gothic" w:eastAsia="Malgun Gothic" w:hAnsi="Malgun Gothic"/>
+          <w:b/>
+          <w:bCs/>
+          <w:color w:val="1F6F6A"/>
+          <w:sz w:val="20"/>
+          <w:szCs w:val="20"/>
+        </w:rPr>
+        <w:t xml:space="preserve">[뇌경영 실천] 시맨틱 웹에서 개인 지식그래프까지</w:t>
+      </w:r>
+    </w:p>
+    <w:p>
+      <w:pPr>
+        <w:shd w:fill="EAF3F1" w:val="clear"/>
+        <w:spacing w:after="60" w:line="300"/>
+      </w:pPr>
+      <w:r>
+        <w:rPr>
+          <w:rFonts w:ascii="Malgun Gothic" w:cs="Malgun Gothic" w:eastAsia="Malgun Gothic" w:hAnsi="Malgun Gothic"/>
+          <w:color w:val="333333"/>
+          <w:sz w:val="20"/>
+          <w:szCs w:val="20"/>
+        </w:rPr>
+        <w:t xml:space="preserve">· 2001 시맨틱 웹(Berners-Lee): 기계가 의미를 읽는 웹 — RDF·OWL(오늘 지식그래프의 조상)</w:t>
+      </w:r>
+    </w:p>
+    <w:p>
+      <w:pPr>
+        <w:shd w:fill="EAF3F1" w:val="clear"/>
+        <w:spacing w:after="60" w:line="300"/>
+      </w:pPr>
+      <w:r>
+        <w:rPr>
+          <w:rFonts w:ascii="Malgun Gothic" w:cs="Malgun Gothic" w:eastAsia="Malgun Gothic" w:hAnsi="Malgun Gothic"/>
+          <w:color w:val="333333"/>
+          <w:sz w:val="20"/>
+          <w:szCs w:val="20"/>
+        </w:rPr>
+        <w:t xml:space="preserve">· 절반의 성공: '세상 전체 온톨로지'는 너무 크고 합의 어려움</w:t>
+      </w:r>
+    </w:p>
+    <w:p>
+      <w:pPr>
+        <w:shd w:fill="EAF3F1" w:val="clear"/>
+        <w:spacing w:after="60" w:line="300"/>
+      </w:pPr>
+      <w:r>
+        <w:rPr>
+          <w:rFonts w:ascii="Malgun Gothic" w:cs="Malgun Gothic" w:eastAsia="Malgun Gothic" w:hAnsi="Malgun Gothic"/>
+          <w:color w:val="333333"/>
+          <w:sz w:val="20"/>
+          <w:szCs w:val="20"/>
+        </w:rPr>
+        <w:t xml:space="preserve">· 교훈: '한 사람의 온톨로지'는 본인이 정의·판정하므로 실현 가능</w:t>
+      </w:r>
+    </w:p>
+    <w:p>
+      <w:pPr>
+        <w:shd w:fill="EAF3F1" w:val="clear"/>
+        <w:spacing w:after="60" w:line="300"/>
+      </w:pPr>
+      <w:r>
+        <w:rPr>
+          <w:rFonts w:ascii="Malgun Gothic" w:cs="Malgun Gothic" w:eastAsia="Malgun Gothic" w:hAnsi="Malgun Gothic"/>
+          <w:color w:val="333333"/>
+          <w:sz w:val="20"/>
+          <w:szCs w:val="20"/>
+        </w:rPr>
+        <w:t xml:space="preserve">· 서드브레인의 종합: 시맨틱 웹의 정신 × 개인 규모 × LLM 자동 추출</w:t>
+      </w:r>
+    </w:p>
+    <w:p>
+      <w:pPr>
+        <w:spacing w:after="140"/>
+      </w:pPr>
+      <w:r>
+        <w:t xml:space="preserve"/>
+      </w:r>
+    </w:p>
+    <w:p>
       <w:pPr>
         <w:spacing w:after="60" w:before="0" w:line="312"/>
         <w:jc w:val="both"/>
@@ -401,6 +550,21 @@
           <w:szCs w:val="22"/>
         </w:rPr>
         <w:t xml:space="preserve">이 장의 참고문헌</w:t>
+      </w:r>
+    </w:p>
+    <w:p>
+      <w:pPr>
+        <w:spacing w:after="50"/>
+        <w:ind w:left="360" w:hanging="360"/>
+      </w:pPr>
+      <w:r>
+        <w:rPr>
+          <w:rFonts w:ascii="Malgun Gothic" w:cs="Malgun Gothic" w:eastAsia="Malgun Gothic" w:hAnsi="Malgun Gothic"/>
+          <w:color w:val="555555"/>
+          <w:sz w:val="17"/>
+          <w:szCs w:val="17"/>
+        </w:rPr>
+        <w:t xml:space="preserve">Berners-Lee, T., Hendler, J., &amp; Lassila, O. (2001). The Semantic Web. Scientific American, 284(5), 34–43.</w:t>
       </w:r>
     </w:p>
     <w:p>
